--- a/Learn/OUTOKUMPU_TARJOUKSEN_UUDELLEENANTO.docx
+++ b/Learn/OUTOKUMPU_TARJOUKSEN_UUDELLEENANTO.docx
@@ -554,13 +554,13 @@
       </w:r>
     </w:p>
     <w:bookmarkEnd w:id="20"/>
-    <w:bookmarkStart w:id="21" w:name="X44cf1033332a07382d805c11e9152d54348e507"/>
+    <w:bookmarkStart w:id="21" w:name="Xb0142e1c5d99d5f459e139d92b88c88350ab674"/>
     <w:p>
       <w:pPr>
         <w:pStyle w:val="Heading2"/>
       </w:pPr>
       <w:r>
-        <w:t xml:space="preserve">2. Mikä on uutta — saatavilla pyynnöstä, ei muuta ehtoja</w:t>
+        <w:t xml:space="preserve">2. Valinnainen lisäosa — paikallisen jatkuvuuden moduuli</w:t>
       </w:r>
     </w:p>
     <w:p>
@@ -568,7 +568,7 @@
         <w:pStyle w:val="FirstParagraph"/>
       </w:pPr>
       <w:r>
-        <w:t xml:space="preserve">Pilottimäärittelyä on täydennetty 27.6. jälkeen.</w:t>
+        <w:t xml:space="preserve">Tarjouksen ydinlaajuus on ennallaan: KYA-hallittu julkistusputki, IP-funktion vetooikeuspolku, Art. 12 -auditointiloki ja mittausraportti.</w:t>
       </w:r>
       <w:r>
         <w:t xml:space="preserve"> </w:t>
@@ -578,13 +578,39 @@
           <w:bCs/>
           <w:b/>
         </w:rPr>
-        <w:t xml:space="preserve">Nämä eivät muuta hintaa, laajuutta eivätkä maksuehtoja</w:t>
-      </w:r>
-      <w:r>
-        <w:t xml:space="preserve"> </w:t>
-      </w:r>
-      <w:r>
-        <w:t xml:space="preserve">— ne tarkentavat toteutustapaa. Toimitamme ne pyynnöstä:</w:t>
+        <w:t xml:space="preserve">Alla oleva on valinnainen eikä muuta hintaa, laajuutta eikä maksuehtoja.</w:t>
+      </w:r>
+    </w:p>
+    <w:p>
+      <w:pPr>
+        <w:pStyle w:val="BlockText"/>
+      </w:pPr>
+      <w:r>
+        <w:rPr>
+          <w:bCs/>
+          <w:b/>
+        </w:rPr>
+        <w:t xml:space="preserve">Kohteille, joissa verkon käytettävyydelle tai eristykselle on tiukat vaatimukset — kuten Tornion valvomotoiminnot — pilottiin voidaan sisällyttää DWS:n viisivaiheinen paikallisen jatkuvuuden protokolla ja verkkokatkovalidointi (KPI 4). Tämä määritellään ja sovitaan maksuttomassa Vaihe 0 -laajuuden määrittelyssä.</w:t>
+      </w:r>
+    </w:p>
+    <w:p>
+      <w:pPr>
+        <w:pStyle w:val="FirstParagraph"/>
+      </w:pPr>
+      <w:r>
+        <w:t xml:space="preserve">Lyhyesti, mistä siinä on kyse: kun yhteys ulkomaailmaan katkaistaan sovitussa ikkunassa, (i) julkistustyönkulku suoriutuu loppuun, (ii) EU AI Act Art. 12 -tietue kirjoittuu edelleen paikallisesti ilman katkoa, ja (iii) operaattori pystyy pysäyttämään ajossa olevan agentin. Kaikki kolme, tai tulos raportoidaan kielteisenä — mikä on pätevä lopputulos, ei tuotevirhe.</w:t>
+      </w:r>
+    </w:p>
+    <w:p>
+      <w:pPr>
+        <w:pStyle w:val="BodyText"/>
+      </w:pPr>
+      <w:r>
+        <w:rPr>
+          <w:bCs/>
+          <w:b/>
+        </w:rPr>
+        <w:t xml:space="preserve">Kolme huomiota, jotta tämä ei aiheuta turhaa työtä Outokummun päässä:</w:t>
       </w:r>
     </w:p>
     <w:p>
@@ -600,13 +626,13 @@
           <w:bCs/>
           <w:b/>
         </w:rPr>
-        <w:t xml:space="preserve">Viisivaiheinen toteutussuunnitelma</w:t>
-      </w:r>
-      <w:r>
-        <w:t xml:space="preserve"> </w:t>
-      </w:r>
-      <w:r>
-        <w:t xml:space="preserve">vaiheittaisine hyväksyntäportteineen (Vaihe 0 määrittely → 1 paikallinen perusta → 2 putken integrointi → 3 verkkokatkotesti → 4 mitoitus ja raportointi).</w:t>
+        <w:t xml:space="preserve">Katkoa ei tarvitse tehdä fyysisesti.</w:t>
+      </w:r>
+      <w:r>
+        <w:t xml:space="preserve"> </w:t>
+      </w:r>
+      <w:r>
+        <w:t xml:space="preserve">Käytännössä käytetään VLAN-eristystä tai reunareitittimen egress-estoa; menetelmä valitaan Vaihe 0:ssa yhdessä verkosta vastaavan tahon kanssa. Tuotantoverkkoa ei kosketa.</w:t>
       </w:r>
     </w:p>
     <w:p>
@@ -622,13 +648,13 @@
           <w:bCs/>
           <w:b/>
         </w:rPr>
-        <w:t xml:space="preserve">KPI 4 — jatkuvuustakuu verkkokatkon aikana.</w:t>
-      </w:r>
-      <w:r>
-        <w:t xml:space="preserve"> </w:t>
-      </w:r>
-      <w:r>
-        <w:t xml:space="preserve">Binäärinen hyväksyntäkriteeri: kun yhteys ulkomaailmaan on katkaistu sovitussa ikkunassa, (i) julkistustyönkulku suoriutuu loppuun, (ii) EU AI Act Art. 12 -tietue kirjoittuu edelleen paikallisesti ilman katkoa, ja (iii) operaattori pystyy pysäyttämään ajossa olevan agentin. Kaikki kolme, tai tulos raportoidaan kielteisenä — mikä on pätevä lopputulos, ei tuotevirhe.</w:t>
+        <w:t xml:space="preserve">Tämä on Operations- ja tietoturva-aihe, ei IP-aihe.</w:t>
+      </w:r>
+      <w:r>
+        <w:t xml:space="preserve"> </w:t>
+      </w:r>
+      <w:r>
+        <w:t xml:space="preserve">Jos moduuli kiinnostaa, luontevin keskustelukumppani on Tornion tuotanto-/laitosjohto ja CISO — voimme tulla mukaan siihen keskusteluun.</w:t>
       </w:r>
     </w:p>
     <w:p>
@@ -644,7 +670,49 @@
           <w:bCs/>
           <w:b/>
         </w:rPr>
-        <w:t xml:space="preserve">Tuntiraportti</w:t>
+        <w:t xml:space="preserve">Jos moduuli halutaan mukaan, se on sovittava ennen allekirjoitusta.</w:t>
+      </w:r>
+      <w:r>
+        <w:t xml:space="preserve"> </w:t>
+      </w:r>
+      <w:r>
+        <w:t xml:space="preserve">Hyväksyntäkriteerin lisääminen kesken toimituksen muuttaisi sitä, mitä</w:t>
+      </w:r>
+      <w:r>
+        <w:t xml:space="preserve"> </w:t>
+      </w:r>
+      <w:r>
+        <w:t xml:space="preserve">“</w:t>
+      </w:r>
+      <w:r>
+        <w:t xml:space="preserve">valmis</w:t>
+      </w:r>
+      <w:r>
+        <w:t xml:space="preserve">”</w:t>
+      </w:r>
+      <w:r>
+        <w:t xml:space="preserve"> </w:t>
+      </w:r>
+      <w:r>
+        <w:t xml:space="preserve">tarkoittaa.</w:t>
+      </w:r>
+    </w:p>
+    <w:p>
+      <w:pPr>
+        <w:pStyle w:val="FirstParagraph"/>
+      </w:pPr>
+      <w:r>
+        <w:t xml:space="preserve">Toimitamme pyynnöstä myös: viisivaiheisen toteutussuunnitelman hyväksyntäportteineen ja</w:t>
+      </w:r>
+      <w:r>
+        <w:t xml:space="preserve"> </w:t>
+      </w:r>
+      <w:r>
+        <w:rPr>
+          <w:bCs/>
+          <w:b/>
+        </w:rPr>
+        <w:t xml:space="preserve">tuntiraportin</w:t>
       </w:r>
       <w:r>
         <w:t xml:space="preserve"> </w:t>
@@ -659,25 +727,7 @@
         <w:t xml:space="preserve">OUTOKUMPU_TUNTIRAPORTTI.md</w:t>
       </w:r>
       <w:r>
-        <w:t xml:space="preserve">): €24 000 purettuna vaiheittaisiksi tunneiksi, 240 laskutettavaa tuntia, toteutuva tuntihinta €100/h vastaan asiantuntijatyön listahinta €120/h.</w:t>
-      </w:r>
-    </w:p>
-    <w:p>
-      <w:pPr>
-        <w:pStyle w:val="FirstParagraph"/>
-      </w:pPr>
-      <w:r>
-        <w:rPr>
-          <w:bCs/>
-          <w:b/>
-        </w:rPr>
-        <w:t xml:space="preserve">Jos KPI 4 halutaan mukaan sopimukseen, se on lisättävä ennen allekirjoitusta</w:t>
-      </w:r>
-      <w:r>
-        <w:t xml:space="preserve"> </w:t>
-      </w:r>
-      <w:r>
-        <w:t xml:space="preserve">— jälkikäteen lisättynä se muuttaisi hyväksyntäkriteerejä kesken toimituksen.</w:t>
+        <w:t xml:space="preserve">), jossa €24 000 on purettu vaiheittaisiksi tunneiksi.</w:t>
       </w:r>
     </w:p>
     <w:p>
